--- a/Zomato_ReportSummary.docx
+++ b/Zomato_ReportSummary.docx
@@ -32,7 +32,7 @@
     </w:p>
     <w:p>
       <w:r>
-        <w:t>This project analyzes a Zomato restaurant dataset covering 8,916 restaurants across 15 countries. I modeled the data as a star schema with two dimension tables, Dim_Country and Dim_Cuisines, related to a Fact_Restaurants table, so that country and cuisine attributes could filter restaurant-level measures without duplicating data. A third reference table, Dim_Currency, was added during revision to convert cost into a single currency; it joins to the fact table on country code and is described in the Cost and Services section. The report is built across four pages: Overview, Ratings Analysis, Cost and Services, and Cuisines. Custom measures include Restaurant Count, Average Rating, Average Cost, Average Cost USD, Cuisine Count, percent of grand total restaurant count, and a Rating Color field used to group restaurants into rating bands.</w:t>
+        <w:t>This project analyzes a Zomato restaurant dataset covering 9,542 restaurants across 15 countries. I modeled the data as a star schema with a Fact_Restaurants table surrounded by dimension tables, so that country, currency and cuisine attributes could filter restaurant-level measures without duplicating data. Dim_Country joins on country code. Dim_Currency is a reference table I built during revision to convert cost into a single currency, described in the Cost and Services section. Dim_Cuisines is a bridge table: restaurants list their cuisines as a comma-separated string, so the query splits that into one row per restaurant-and-cuisine pair, giving 19,705 pairs across 145 distinct cuisines. The report is built across four pages: Overview, Ratings Analysis, Cost and Services, and Cuisines. Custom measures include Restaurant Count, Average Rating, Average Cost, Average Cost USD, Online Delivery Rate, Cuisine Count, percent of grand total restaurant count, and a Rating Color field used to group restaurants into rating bands.</w:t>
       </w:r>
     </w:p>
     <w:p>
@@ -46,7 +46,7 @@
     </w:p>
     <w:p>
       <w:r>
-        <w:t>The dataset is heavily concentrated in one market. India accounts for 8,026 of the 8,916 restaurants, or approximately 90 percent of all records. The United States is the second largest market with 425 restaurants, followed by the United Kingdom with 80. Ten of the fifteen countries contribute fewer than 65 restaurants each, and Canada contributes only four.</w:t>
+        <w:t>The dataset is heavily concentrated in one market. India accounts for 8,652 of the 9,542 restaurants, or 90.67 percent of all records. The United States is the second largest market with 425 restaurants, followed by the United Kingdom with 80. Ten of the fifteen countries contribute fewer than 65 restaurants each, and Canada contributes only four.</w:t>
       </w:r>
     </w:p>
     <w:p>
@@ -65,7 +65,7 @@
     </w:p>
     <w:p>
       <w:r>
-        <w:t>The average rating across the dataset is 2.67 out of 5. Grouping restaurants by rating band shows that 39.23 percent fall in the Orange band and 21.48 percent in Yellow, with 11.53 percent in Green and 3.31 percent in Dark Green. A further 22.43 percent fall into the White band, which in this dataset indicates a restaurant that has not been rated. The bands are assigned by a Rating Color calculated column using inclusive lower bounds throughout, so a restaurant rated exactly 4.5 is Dark Green rather than Green.</w:t>
+        <w:t>The average rating across the dataset is 2.67 out of 5. Grouping restaurants by rating band shows that 39.13 percent fall in the Orange band and 21.97 percent in Yellow, with 11.30 percent in Green and 3.14 percent in Dark Green. A further 22.51 percent fall into the White band, which in this dataset indicates a restaurant that has not been rated, and 1.95 percent are Red. The bands are assigned by a Rating Color calculated column using inclusive lower bounds throughout, so a restaurant rated exactly 4.5 is Dark Green rather than Green.</w:t>
       </w:r>
     </w:p>
     <w:p>
@@ -89,7 +89,7 @@
     </w:p>
     <w:p>
       <w:r>
-        <w:t>This has been corrected. Cost is now converted to US dollars at 2019 annual average exchange rates, and the same spread runs from 8.33 in India to 114.19 in Singapore, or about 13 to 1. The dataset-wide average cost for two is 10.90 US dollars, close to the Indian figure because 90 percent of the restaurants are Indian. India is the cheapest market in the dataset, which the original chart concealed entirely. Three visuals were carrying the defect rather than one: the Average Cost by Country chart, the Cost and Count by Location matrix, and the Average Cost for Two card on the Overview page. That card was the most dangerous of the three, because it presented a mixed-currency average with a dollar sign in front of it and looked entirely reasonable.</w:t>
+        <w:t>This has been corrected. Cost is now converted to US dollars at 2019 annual average exchange rates, and the same spread runs from 8.85 in India to 114.19 in Singapore, or about 13 to 1. The dataset-wide average cost for two is 11.21 US dollars, close to the Indian figure because 90 percent of the restaurants are Indian. India is the cheapest market in the dataset, which the original chart concealed entirely. Three visuals were carrying the defect rather than one: the Average Cost by Country chart, the Cost and Count by Location matrix, and the Average Cost for Two card on the Overview page. That card was the most dangerous of the three, because it presented a mixed-currency average with a dollar sign in front of it and looked entirely reasonable.</w:t>
       </w:r>
     </w:p>
     <w:p>
@@ -109,12 +109,31 @@
     </w:p>
     <w:p>
       <w:r>
-        <w:t>Price range, which is a normalized 1 to 4 band rather than a raw currency amount, does support cross-country comparison, and it produced the clearest behavioral finding in the report. Online delivery availability is not highest among the cheapest restaurants as might be expected. It peaks in the second price tier, where roughly 41 percent of restaurants offer online delivery, compared with roughly 17 percent in the lowest tier, 31 percent in the third, and 20 percent in the highest.</w:t>
+        <w:rPr>
+          <w:b/>
+          <w:sz w:val="24"/>
+        </w:rPr>
+        <w:t>Online Delivery</w:t>
       </w:r>
     </w:p>
     <w:p>
       <w:r>
-        <w:t>A plausible reading is that restaurants at the lowest price point cannot absorb delivery costs against a small average ticket, and restaurants at the highest price point choose not to use the channel, leaving mid-priced restaurants as the segment where delivery is most viable. For a platform like Zomato, that suggests delivery partnership efforts return the most in the middle of the market rather than at either end.</w:t>
+        <w:t>Price range, which is a normalized 1 to 4 band rather than a raw currency amount, supports cross-country comparison and produced the clearest behavioral finding in the report. Online delivery availability is not highest among the cheapest restaurants as might be expected. It peaks in the second price tier at 41.3 percent, against 15.8 percent in the lowest tier, 29.3 percent in the third and 9.0 percent in the highest. Those rates rest on 4,438 restaurants in tier 1, 3,113 in tier 2, 1,405 in tier 3 and 586 in tier 4. The relationship is an inverted U and it is steep: tier 2 runs 2.6 times the rate of tier 1 and 4.6 times tier 4.</w:t>
+      </w:r>
+    </w:p>
+    <w:p>
+      <w:r>
+        <w:t>A plausible reading is that restaurants at the lowest price point cannot absorb delivery costs against a small average ticket, and restaurants at the highest price point choose not to use the channel, leaving mid-priced restaurants as the segment where delivery is most viable.</w:t>
+      </w:r>
+    </w:p>
+    <w:p>
+      <w:r>
+        <w:t>Cuisine, however, predicts delivery adoption far better than price does. Across the 23 cuisines with at least 150 restaurants, the correlation between a cuisine’s average cost and its delivery rate is 0.04, which is no relationship at all. The spread by cuisine is nonetheless very wide, from 9.7 percent for Mithai and 13.3 percent for Street Food at the bottom to 68.0 percent for Healthy Food and 46.6 percent for Thai at the top. Mithai averages 3.66 US dollars for two and Seafood averages 32.75, nine times apart on price and within six points of each other on delivery adoption. Burger and Mexican sit within three dollars of each other and fifteen points apart.</w:t>
+      </w:r>
+    </w:p>
+    <w:p>
+      <w:r>
+        <w:t>The practical implication is that a platform planning delivery expansion should segment by cuisine rather than by price. Whether food survives a journey, and whether eating it is an occasion, appears to matter more than what it costs. The largest single block of under-penetrated supply is North Indian, at 3,960 restaurants and 28.8 percent adoption, below Chinese at a near-identical price point.</w:t>
       </w:r>
     </w:p>
     <w:p>
@@ -128,7 +147,7 @@
     </w:p>
     <w:p>
       <w:r>
-        <w:t>The Cuisines page breaks cuisine counts down by continent and country, showing which cuisine combinations appear most frequently in each market. Given the concentration noted above, the cuisine distribution is dominated by Indian regional combinations, with North American, European, and Middle Eastern markets contributing much smaller and more varied sets.</w:t>
+        <w:t>The Cuisines page breaks cuisine counts down by continent and country and plots delivery adoption against average cost for every cuisine with at least 150 restaurants. Given the concentration noted above, the cuisine distribution is dominated by Indian regional combinations, with North American, European and Middle Eastern markets contributing much smaller and more varied sets. Restaurants carry 2.07 cuisines each on average and up to 8.</w:t>
       </w:r>
     </w:p>
     <w:p>
@@ -137,12 +156,41 @@
           <w:b/>
           <w:sz w:val="24"/>
         </w:rPr>
-        <w:t>Data Quality and Limitations</w:t>
+        <w:t>Data Quality and What the Audit Found</w:t>
       </w:r>
     </w:p>
     <w:p>
       <w:r>
-        <w:t>Three limitations should be stated alongside any use of this report. First, the sample is approximately 90 percent Indian, so global figures are not globally representative. Second, cost is now converted to US dollars at 2019 annual average rates, so cross-country comparison is valid, but the conversion carries the assumptions described above and the non-Indian country samples are small. Third, roughly 22 percent of restaurants are unrated, and the treatment of those records materially affects the average rating.</w:t>
+        <w:t>After building the report I reviewed it as an outsider would rather than as its author. That pass found three defects, all of which are corrected in the published version. The first was the currency problem described above. The second and third were both deduplication steps that removed real records.</w:t>
+      </w:r>
+    </w:p>
+    <w:p>
+      <w:r>
+        <w:t>The Asia regional query ended with a distinct operation applied to the restaurant address column alone. Any two restaurants sharing an address string collapsed into one and the query kept whichever sorted first. That silently removed 626 restaurants, every one of them Indian, because Indian addresses in this dataset are mall, market and hotel names that many restaurants share exactly, while addresses elsewhere carry distinct street numbers. The bug was always present; it only had material to bite on in one country. What it deleted was not noise: Dilli Haat, a Delhi food market with a stall per Indian state, entered as 11 restaurants and emerged as 1, and The Imperial hotel lost 8 of its 9 restaurants. I found it by checking the report’s restaurant count against the source row count and asking where the difference had gone.</w:t>
+      </w:r>
+    </w:p>
+    <w:p>
+      <w:r>
+        <w:t>The cuisine bridge table had the same fault one query later. It was built correctly, splitting each restaurant’s cuisine list into 19,705 restaurant-and-cuisine pairs, and then a final distinct operation on the cuisine column alone reduced it to 145 rows, one per cuisine type, each carrying an arbitrary restaurant. Every measure on the Cuisines page was therefore describing 145 records rather than 9,542 restaurants.</w:t>
+      </w:r>
+    </w:p>
+    <w:p>
+      <w:r>
+        <w:t>The pattern worth naming is that all three defects produced output that looked completely normal. Nothing errored, no warning appeared, and every number was neatly formatted. A number that looks plausible and is wrong is far harder to catch than a number that looks broken.</w:t>
+      </w:r>
+    </w:p>
+    <w:p>
+      <w:r>
+        <w:rPr>
+          <w:b/>
+          <w:sz w:val="24"/>
+        </w:rPr>
+        <w:t>Remaining Limitations</w:t>
+      </w:r>
+    </w:p>
+    <w:p>
+      <w:r>
+        <w:t>Four limitations should be stated alongside any use of this report. First, the sample is approximately 90 percent Indian, so global figures are not globally representative. Second, cost is now converted to US dollars at 2019 annual average rates, so cross-country comparison is valid, but the conversion carries the assumptions described above and the non-Indian country samples are small. Third, roughly 22 percent of restaurants are unrated, and the treatment of those records materially affects the average rating. Fourth, nine US records have no cuisine listed and are excluded, leaving 9,542 of the 9,551 rows in the source.</w:t>
       </w:r>
     </w:p>
     <w:p>
@@ -156,7 +204,12 @@
     </w:p>
     <w:p>
       <w:r>
-        <w:t>The report gives a working view of restaurant distribution, ratings, pricing tiers, and service availability across the Zomato dataset, and the price range analysis produced a usable finding about where online delivery is most common. The more valuable outcome of the project was the currency work. I built the report, reviewed my own finished output as an outsider would, found a chart that was confidently wrong, and then corrected it: sourcing rates from central bank data, validating them against independent published figures, and uncovering two further label defects in the source along the way. A number that looks plausible and is wrong is harder to catch than a number that looks broken, and the Average Cost for Two card, a mixed-currency average displayed with a dollar sign, is the example I would give.</w:t>
+        <w:t>The report gives a working view of restaurant distribution, ratings, pricing tiers, cuisine mix and service availability across the Zomato dataset. The delivery analysis produced two usable findings: adoption peaks in the middle of the price range, and cuisine predicts adoption far better than price does, which points a platform toward cuisine-based expansion planning rather than price-based.</w:t>
+      </w:r>
+    </w:p>
+    <w:p>
+      <w:r>
+        <w:t>The more valuable outcome of the project was the audit. I built the report, reviewed my own finished output as a stranger would, and found three defects in it: an unconverted currency field, a deduplication step deleting 626 real restaurants, and a bridge table collapsing to a hundred and forty-five rows. Correcting them meant sourcing exchange rates from central bank data, validating those rates against independent published figures, and tracing two further label defects in the source along the way. Checking a number against what it should be, rather than against whether it looks reasonable, is the habit that found all of it.</w:t>
       </w:r>
     </w:p>
     <w:sectPr>
